--- a/forms/templates/form07.docx
+++ b/forms/templates/form07.docx
@@ -1,6 +1,6 @@
 
 <file path=word/document.xml><?xml version="1.0" encoding="utf-8"?>
-<w:document xmlns:ns1="http://schemas.openxmlformats.org/markup-compatibility/2006" xmlns:ns2="http://schemas.openxmlformats.org/officeDocument/2006/relationships" xmlns:w="http://schemas.openxmlformats.org/wordprocessingml/2006/main" ns1:Ignorable="w14 w15 wp14">
+<w:document xmlns:mc="http://schemas.openxmlformats.org/markup-compatibility/2006" xmlns:r="http://schemas.openxmlformats.org/officeDocument/2006/relationships" xmlns:w="http://schemas.openxmlformats.org/wordprocessingml/2006/main" mc:Ignorable="w14 w15 wp14">
   <w:body>
     <w:p>
       <w:pPr>
@@ -1287,22 +1287,22 @@
           <w:sz w:val="22"/>
           <w:szCs w:val="22"/>
         </w:rPr>
-        <w:t>Đ</w:t>
-      </w:r>
-      <w:r>
-        <w:rPr>
-          <w:sz w:val="22"/>
-          <w:szCs w:val="22"/>
-        </w:rPr>
-        <w:t>ịa chỉ/</w:t>
-      </w:r>
-      <w:r>
-        <w:rPr>
-          <w:i/>
-          <w:sz w:val="22"/>
-          <w:szCs w:val="22"/>
-        </w:rPr>
-        <w:t>Address</w:t>
+        <w:t xml:space="preserve">Đ</w:t>
+      </w:r>
+      <w:r>
+        <w:rPr>
+          <w:sz w:val="22"/>
+          <w:szCs w:val="22"/>
+        </w:rPr>
+        <w:t xml:space="preserve">ịa chỉ/</w:t>
+      </w:r>
+      <w:r>
+        <w:rPr>
+          <w:i/>
+          <w:sz w:val="22"/>
+          <w:szCs w:val="22"/>
+        </w:rPr>
+        <w:t xml:space="preserve">Address</w:t>
       </w:r>
       <w:r>
         <w:rPr>
@@ -1316,7 +1316,7 @@
           <w:sz w:val="22"/>
           <w:szCs w:val="22"/>
         </w:rPr>
-        <w:t>Tầng 21, Phú Mỹ Hưng Tower, 08 Hoàng Văn Thái, Phường Tân Phú, Quận 7, Thành phố Hồ Chí Minh</w:t>
+        <w:t xml:space="preserve">Tầng 21, Phú Mỹ Hưng Tower, 08 Hoàng Văn Thái, Phường Tân Mỹ, Thành phố Hồ Chí Minh</w:t>
       </w:r>
     </w:p>
     <w:p>
@@ -1808,21 +1808,21 @@
           <w:sz w:val="22"/>
           <w:szCs w:val="22"/>
         </w:rPr>
-        <w:t>[</w:t>
-      </w:r>
-      <w:r>
-        <w:rPr>
-          <w:sz w:val="22"/>
-          <w:szCs w:val="22"/>
-        </w:rPr>
-        <w:t>${tick_uq_luu_ky}</w:t>
-      </w:r>
-      <w:r>
-        <w:rPr>
-          <w:sz w:val="22"/>
-          <w:szCs w:val="22"/>
-        </w:rPr>
-        <w:t>]</w:t>
+        <w:t xml:space="preserve">[${tick_uq_luu_ky}] Là</w:t>
+      </w:r>
+      <w:r>
+        <w:rPr>
+          <w:sz w:val="22"/>
+          <w:szCs w:val="22"/>
+        </w:rPr>
+        <w:t xml:space="preserve"/>
+      </w:r>
+      <w:r>
+        <w:rPr>
+          <w:sz w:val="22"/>
+          <w:szCs w:val="22"/>
+        </w:rPr>
+        <w:t xml:space="preserve"/>
       </w:r>
       <w:r>
         <w:rPr>
@@ -1836,7 +1836,7 @@
           <w:sz w:val="22"/>
           <w:szCs w:val="22"/>
         </w:rPr>
-        <w:t xml:space="preserve">Là đại diện duy nhất thực hiện </w:t>
+        <w:t xml:space="preserve"> đại diện duy nhất thực hiện </w:t>
       </w:r>
       <w:r>
         <w:rPr>
@@ -1844,7 +1844,7 @@
           <w:sz w:val="22"/>
           <w:szCs w:val="22"/>
         </w:rPr>
-        <w:t>đăng ký</w:t>
+        <w:t xml:space="preserve">đăng ký</w:t>
       </w:r>
       <w:r>
         <w:rPr>
@@ -1860,7 +1860,7 @@
           <w:sz w:val="22"/>
           <w:szCs w:val="22"/>
         </w:rPr>
-        <w:t>lưu ký, bù trừ và thanh toán</w:t>
+        <w:t xml:space="preserve">lưu ký, bù trừ và thanh toán</w:t>
       </w:r>
       <w:r>
         <w:rPr>
@@ -1874,7 +1874,7 @@
           <w:sz w:val="22"/>
           <w:szCs w:val="22"/>
         </w:rPr>
-        <w:t>Bên Ủy Quyền</w:t>
+        <w:t xml:space="preserve">Bên Ủy Quyền</w:t>
       </w:r>
       <w:r>
         <w:rPr>
@@ -1895,7 +1895,7 @@
           <w:sz w:val="22"/>
           <w:szCs w:val="22"/>
         </w:rPr>
-        <w:t>Tổng công ty lưu ký và bù trừ chứng khoán Việt Nam.</w:t>
+        <w:t xml:space="preserve">Tổng công ty lưu ký và bù trừ chứng khoán Việt Nam.</w:t>
       </w:r>
     </w:p>
     <w:p>
@@ -1915,7 +1915,7 @@
           <w:sz w:val="22"/>
           <w:szCs w:val="22"/>
         </w:rPr>
-        <w:t>Being</w:t>
+        <w:t xml:space="preserve">Being</w:t>
       </w:r>
       <w:r>
         <w:rPr>
@@ -1939,7 +1939,7 @@
           <w:sz w:val="22"/>
           <w:szCs w:val="22"/>
         </w:rPr>
-        <w:t>representative to carry out</w:t>
+        <w:t xml:space="preserve">representative to carry out</w:t>
       </w:r>
       <w:r>
         <w:rPr>
@@ -1963,39 +1963,39 @@
           <w:sz w:val="22"/>
           <w:szCs w:val="22"/>
         </w:rPr>
-        <w:t xml:space="preserve">the authorizor </w:t>
-      </w:r>
-      <w:r>
-        <w:rPr>
-          <w:i/>
-          <w:sz w:val="22"/>
-          <w:szCs w:val="22"/>
-        </w:rPr>
-        <w:t xml:space="preserve">through </w:t>
-      </w:r>
-      <w:r>
-        <w:rPr>
-          <w:i/>
-          <w:sz w:val="22"/>
-          <w:szCs w:val="22"/>
-        </w:rPr>
-        <w:t xml:space="preserve">at the </w:t>
-      </w:r>
-      <w:r>
-        <w:rPr>
-          <w:i/>
-          <w:sz w:val="22"/>
-          <w:szCs w:val="22"/>
-        </w:rPr>
-        <w:t>Viet Nam Securities Depository and Clearing Corporation</w:t>
-      </w:r>
-      <w:r>
-        <w:rPr>
-          <w:i/>
-          <w:sz w:val="22"/>
-          <w:szCs w:val="22"/>
-        </w:rPr>
-        <w:t>.</w:t>
+        <w:t xml:space="preserve">the authorizer </w:t>
+      </w:r>
+      <w:r>
+        <w:rPr>
+          <w:i/>
+          <w:sz w:val="22"/>
+          <w:szCs w:val="22"/>
+        </w:rPr>
+        <w:t xml:space="preserve">through the</w:t>
+      </w:r>
+      <w:r>
+        <w:rPr>
+          <w:i/>
+          <w:sz w:val="22"/>
+          <w:szCs w:val="22"/>
+        </w:rPr>
+        <w:t xml:space="preserve"> </w:t>
+      </w:r>
+      <w:r>
+        <w:rPr>
+          <w:i/>
+          <w:sz w:val="22"/>
+          <w:szCs w:val="22"/>
+        </w:rPr>
+        <w:t xml:space="preserve">Viet Nam Securities Depository and Clearing Corporation</w:t>
+      </w:r>
+      <w:r>
+        <w:rPr>
+          <w:i/>
+          <w:sz w:val="22"/>
+          <w:szCs w:val="22"/>
+        </w:rPr>
+        <w:t xml:space="preserve">.</w:t>
       </w:r>
     </w:p>
     <w:p>
@@ -2015,21 +2015,21 @@
           <w:sz w:val="22"/>
           <w:szCs w:val="22"/>
         </w:rPr>
-        <w:t>[</w:t>
-      </w:r>
-      <w:r>
-        <w:rPr>
-          <w:sz w:val="22"/>
-          <w:szCs w:val="22"/>
-        </w:rPr>
-        <w:t>${tick_uq_thay_doi_tt}</w:t>
-      </w:r>
-      <w:r>
-        <w:rPr>
-          <w:sz w:val="22"/>
-          <w:szCs w:val="22"/>
-        </w:rPr>
-        <w:t>]</w:t>
+        <w:t xml:space="preserve">[${tick_uq_thay_doi_tt}] Là</w:t>
+      </w:r>
+      <w:r>
+        <w:rPr>
+          <w:sz w:val="22"/>
+          <w:szCs w:val="22"/>
+        </w:rPr>
+        <w:t xml:space="preserve"/>
+      </w:r>
+      <w:r>
+        <w:rPr>
+          <w:sz w:val="22"/>
+          <w:szCs w:val="22"/>
+        </w:rPr>
+        <w:t xml:space="preserve"/>
       </w:r>
       <w:r>
         <w:rPr>
@@ -2043,7 +2043,7 @@
           <w:sz w:val="22"/>
           <w:szCs w:val="22"/>
         </w:rPr>
-        <w:t xml:space="preserve">Là đại diện duy nhất thực hiện thông báo tới </w:t>
+        <w:t xml:space="preserve"> đại diện duy nhất thực hiện thông báo tới </w:t>
       </w:r>
       <w:r>
         <w:rPr>
@@ -2065,7 +2065,7 @@
           <w:sz w:val="22"/>
           <w:szCs w:val="22"/>
         </w:rPr>
-        <w:t>thay đổi thông tin</w:t>
+        <w:t xml:space="preserve">thay đổi thông tin</w:t>
       </w:r>
       <w:r>
         <w:rPr>
@@ -2079,14 +2079,14 @@
           <w:sz w:val="22"/>
           <w:szCs w:val="22"/>
         </w:rPr>
-        <w:t>Bên Ủy Quyền</w:t>
-      </w:r>
-      <w:r>
-        <w:rPr>
-          <w:sz w:val="22"/>
-          <w:szCs w:val="22"/>
-        </w:rPr>
-        <w:t>.</w:t>
+        <w:t xml:space="preserve">Bên Ủy Quyền</w:t>
+      </w:r>
+      <w:r>
+        <w:rPr>
+          <w:sz w:val="22"/>
+          <w:szCs w:val="22"/>
+        </w:rPr>
+        <w:t xml:space="preserve">.</w:t>
       </w:r>
     </w:p>
     <w:p>
@@ -3185,8 +3185,8 @@
       </w:r>
     </w:p>
     <w:sectPr>
-      <w:headerReference w:type="default" ns2:id="rId11"/>
-      <w:footerReference w:type="default" ns2:id="rId12"/>
+      <w:headerReference w:type="default" r:id="rId11"/>
+      <w:footerReference w:type="default" r:id="rId12"/>
       <w:pgSz w:w="11907" w:h="16840" w:code="9"/>
       <w:pgMar w:top="562" w:right="720" w:bottom="720" w:left="1138" w:header="562" w:footer="562" w:gutter="0"/>
       <w:cols w:space="720"/>
@@ -3216,7 +3216,7 @@
 </file>
 
 <file path=word/footer1.xml><?xml version="1.0" encoding="utf-8"?>
-<w:ftr xmlns:ns1="http://schemas.openxmlformats.org/markup-compatibility/2006" xmlns:w="http://schemas.openxmlformats.org/wordprocessingml/2006/main" ns1:Ignorable="w14 w15 wp14">
+<w:ftr xmlns:mc="http://schemas.openxmlformats.org/markup-compatibility/2006" xmlns:w="http://schemas.openxmlformats.org/wordprocessingml/2006/main" mc:Ignorable="w14 w15 wp14">
   <w:p>
     <w:pPr>
       <w:widowControl w:val="0"/>
@@ -3352,7 +3352,7 @@
 </file>
 
 <file path=word/header1.xml><?xml version="1.0" encoding="utf-8"?>
-<w:hdr xmlns:ns1="http://schemas.openxmlformats.org/markup-compatibility/2006" xmlns:ns2="http://schemas.openxmlformats.org/drawingml/2006/wordprocessingDrawing" xmlns:ns3="http://schemas.openxmlformats.org/drawingml/2006/main" xmlns:ns4="http://schemas.openxmlformats.org/drawingml/2006/picture" xmlns:ns5="http://schemas.openxmlformats.org/officeDocument/2006/relationships" xmlns:ns6="http://schemas.microsoft.com/office/drawing/2010/main" xmlns:w="http://schemas.openxmlformats.org/wordprocessingml/2006/main" ns1:Ignorable="w14 w15 wp14">
+<w:hdr xmlns:a="http://schemas.openxmlformats.org/drawingml/2006/main" xmlns:a14="http://schemas.microsoft.com/office/drawing/2010/main" xmlns:mc="http://schemas.openxmlformats.org/markup-compatibility/2006" xmlns:pic="http://schemas.openxmlformats.org/drawingml/2006/picture" xmlns:r="http://schemas.openxmlformats.org/officeDocument/2006/relationships" xmlns:w="http://schemas.openxmlformats.org/wordprocessingml/2006/main" xmlns:wp="http://schemas.openxmlformats.org/drawingml/2006/wordprocessingDrawing" mc:Ignorable="w14 w15 wp14">
   <w:p>
     <w:pPr>
       <w:pStyle w:val="Header"/>
@@ -3417,52 +3417,52 @@
               <w:szCs w:val="18"/>
             </w:rPr>
             <w:drawing>
-              <ns2:inline distT="0" distB="0" distL="0" distR="0">
-                <ns2:extent cx="1257300" cy="698500"/>
-                <ns2:effectExtent l="0" t="0" r="0" b="6350"/>
-                <ns2:docPr id="1" name="Picture 1" descr="C:\Users\admin\AppData\Roaming\Skype\xuanlantran82\media_messaging\media_cache_v2\^AB61A9D641C7264E854F4F781954CD770B2A30D066F1EA0FF0^pimgpsh_fullsize_distr.jpg"/>
-                <ns2:cNvGraphicFramePr>
-                  <ns3:graphicFrameLocks noChangeAspect="1"/>
-                </ns2:cNvGraphicFramePr>
-                <ns3:graphic>
-                  <ns3:graphicData uri="http://schemas.openxmlformats.org/drawingml/2006/picture">
-                    <ns4:pic>
-                      <ns4:nvPicPr>
-                        <ns4:cNvPr id="0" name="Picture 1" descr="C:\Users\admin\AppData\Roaming\Skype\xuanlantran82\media_messaging\media_cache_v2\^AB61A9D641C7264E854F4F781954CD770B2A30D066F1EA0FF0^pimgpsh_fullsize_distr.jpg"/>
-                        <ns4:cNvPicPr>
-                          <ns3:picLocks noChangeAspect="1" noChangeArrowheads="1"/>
-                        </ns4:cNvPicPr>
-                      </ns4:nvPicPr>
-                      <ns4:blipFill>
-                        <ns3:blip ns5:embed="rId1">
-                          <ns3:extLst>
-                            <ns3:ext uri="{28A0092B-C50C-407E-A947-70E740481C1C}">
-                              <ns6:useLocalDpi val="0"/>
-                            </ns3:ext>
-                          </ns3:extLst>
-                        </ns3:blip>
-                        <ns3:srcRect/>
-                        <ns3:stretch>
-                          <ns3:fillRect/>
-                        </ns3:stretch>
-                      </ns4:blipFill>
-                      <ns4:spPr bwMode="auto">
-                        <ns3:xfrm>
-                          <ns3:off x="0" y="0"/>
-                          <ns3:ext cx="1257300" cy="698500"/>
-                        </ns3:xfrm>
-                        <ns3:prstGeom prst="rect">
-                          <ns3:avLst/>
-                        </ns3:prstGeom>
-                        <ns3:noFill/>
-                        <ns3:ln>
-                          <ns3:noFill/>
-                        </ns3:ln>
-                      </ns4:spPr>
-                    </ns4:pic>
-                  </ns3:graphicData>
-                </ns3:graphic>
-              </ns2:inline>
+              <wp:inline distT="0" distB="0" distL="0" distR="0">
+                <wp:extent cx="1257300" cy="698500"/>
+                <wp:effectExtent l="0" t="0" r="0" b="6350"/>
+                <wp:docPr id="1" name="Picture 1" descr="C:\Users\admin\AppData\Roaming\Skype\xuanlantran82\media_messaging\media_cache_v2\^AB61A9D641C7264E854F4F781954CD770B2A30D066F1EA0FF0^pimgpsh_fullsize_distr.jpg"/>
+                <wp:cNvGraphicFramePr>
+                  <a:graphicFrameLocks noChangeAspect="1"/>
+                </wp:cNvGraphicFramePr>
+                <a:graphic>
+                  <a:graphicData uri="http://schemas.openxmlformats.org/drawingml/2006/picture">
+                    <pic:pic>
+                      <pic:nvPicPr>
+                        <pic:cNvPr id="0" name="Picture 1" descr="C:\Users\admin\AppData\Roaming\Skype\xuanlantran82\media_messaging\media_cache_v2\^AB61A9D641C7264E854F4F781954CD770B2A30D066F1EA0FF0^pimgpsh_fullsize_distr.jpg"/>
+                        <pic:cNvPicPr>
+                          <a:picLocks noChangeAspect="1" noChangeArrowheads="1"/>
+                        </pic:cNvPicPr>
+                      </pic:nvPicPr>
+                      <pic:blipFill>
+                        <a:blip r:embed="rId1">
+                          <a:extLst>
+                            <a:ext uri="{28A0092B-C50C-407E-A947-70E740481C1C}">
+                              <a14:useLocalDpi val="0"/>
+                            </a:ext>
+                          </a:extLst>
+                        </a:blip>
+                        <a:srcRect/>
+                        <a:stretch>
+                          <a:fillRect/>
+                        </a:stretch>
+                      </pic:blipFill>
+                      <pic:spPr bwMode="auto">
+                        <a:xfrm>
+                          <a:off x="0" y="0"/>
+                          <a:ext cx="1257300" cy="698500"/>
+                        </a:xfrm>
+                        <a:prstGeom prst="rect">
+                          <a:avLst/>
+                        </a:prstGeom>
+                        <a:noFill/>
+                        <a:ln>
+                          <a:noFill/>
+                        </a:ln>
+                      </pic:spPr>
+                    </pic:pic>
+                  </a:graphicData>
+                </a:graphic>
+              </wp:inline>
             </w:drawing>
           </w:r>
         </w:p>
